--- a/DBTUNING/ch22_AWR보고서읽기/ch22_실습문제_정답.docx
+++ b/DBTUNING/ch22_AWR보고서읽기/ch22_실습문제_정답.docx
@@ -7,7 +7,7 @@
         <w:pStyle w:val="Heading1"/>
       </w:pPr>
       <w:r>
-        <w:t>제8장  AWR 보고서 읽기 — 실습문제 정답 및 해설</w:t>
+        <w:t>제ch22  AWR 보고서 읽기 — 실습문제 정답 및 해설</w:t>
       </w:r>
     </w:p>
     <w:p>
@@ -673,7 +673,7 @@
           <w:b w:val="0"/>
           <w:sz w:val="21"/>
         </w:rPr>
-        <w:t>해설: 1-pass·multi-pass 정렬이 있고 캐시 히트가 낮으면 PGA를 키울 여지가 있다. 19장에서 심화한다.</w:t>
+        <w:t>해설: 1-pass·multi-pass 정렬이 있고 캐시 히트가 낮으면 PGA를 키울 여지가 있다. ch33에서 심화한다.</w:t>
       </w:r>
     </w:p>
     <w:p>
@@ -753,7 +753,7 @@
           <w:b w:val="0"/>
           <w:sz w:val="21"/>
         </w:rPr>
-        <w:t>해설: V$ 뷰를 두 시점에 조회해 델타를 직접 계산하면 대기 이벤트 분포를 얻는다. 13·14장의 경로다.</w:t>
+        <w:t>해설: V$ 뷰를 두 시점에 조회해 델타를 직접 계산하면 대기 이벤트 분포를 얻는다. ch26·ch27의 경로다.</w:t>
       </w:r>
     </w:p>
     <w:p>

--- a/DBTUNING/ch22_AWR보고서읽기/ch22_실습문제_정답.docx
+++ b/DBTUNING/ch22_AWR보고서읽기/ch22_실습문제_정답.docx
@@ -7,7 +7,7 @@
         <w:pStyle w:val="Heading1"/>
       </w:pPr>
       <w:r>
-        <w:t>제ch22  AWR 보고서 읽기 — 실습문제 정답 및 해설</w:t>
+        <w:t>ch22  AWR 보고서 읽기 — 실습문제 정답 및 해설</w:t>
       </w:r>
     </w:p>
     <w:p>
